--- a/Sprint2/product_backlog.docx
+++ b/Sprint2/product_backlog.docx
@@ -25,352 +25,1263 @@
                 <w:b/>
               </w:rPr>
             </w:pPr>
+            <w:r>
+              <w:rPr>
+                <w:b/>
+              </w:rPr>
+              <w:t>ID</w:t>
+            </w:r>
+          </w:p>
+        </w:tc>
+        <w:tc>
+          <w:tcPr>
+            <w:tcW w:w="5782" w:type="dxa"/>
+          </w:tcPr>
+          <w:p>
+            <w:pPr>
+              <w:rPr>
+                <w:b/>
+              </w:rPr>
+            </w:pPr>
+            <w:r>
+              <w:rPr>
+                <w:b/>
+              </w:rPr>
+              <w:t>Stories</w:t>
+            </w:r>
+          </w:p>
+        </w:tc>
+        <w:tc>
+          <w:tcPr>
+            <w:tcW w:w="1309" w:type="dxa"/>
+          </w:tcPr>
+          <w:p>
+            <w:pPr>
+              <w:rPr>
+                <w:b/>
+              </w:rPr>
+            </w:pPr>
+            <w:r>
+              <w:rPr>
+                <w:b/>
+              </w:rPr>
+              <w:t>Estimation</w:t>
+            </w:r>
+          </w:p>
+        </w:tc>
+        <w:tc>
+          <w:tcPr>
+            <w:tcW w:w="1275" w:type="dxa"/>
+          </w:tcPr>
+          <w:p>
+            <w:pPr>
+              <w:rPr>
+                <w:b/>
+              </w:rPr>
+            </w:pPr>
+            <w:r>
+              <w:rPr>
+                <w:b/>
+              </w:rPr>
+              <w:t>Priority</w:t>
+            </w:r>
+          </w:p>
+        </w:tc>
+      </w:tr>
+      <w:tr>
+        <w:tc>
+          <w:tcPr>
+            <w:tcW w:w="984" w:type="dxa"/>
+          </w:tcPr>
+          <w:p>
+            <w:r>
+              <w:t>1</w:t>
+            </w:r>
+          </w:p>
+        </w:tc>
+        <w:tc>
+          <w:tcPr>
+            <w:tcW w:w="5782" w:type="dxa"/>
+          </w:tcPr>
+          <w:p>
+            <w:r>
+              <w:t>As a guest, I want to create a new account</w:t>
+            </w:r>
+            <w:r>
+              <w:t>.</w:t>
+            </w:r>
+          </w:p>
+        </w:tc>
+        <w:tc>
+          <w:tcPr>
+            <w:tcW w:w="1309" w:type="dxa"/>
+          </w:tcPr>
+          <w:p>
+            <w:r>
+              <w:t>1</w:t>
+            </w:r>
+          </w:p>
+        </w:tc>
+        <w:tc>
+          <w:tcPr>
+            <w:tcW w:w="1275" w:type="dxa"/>
+          </w:tcPr>
+          <w:p>
+            <w:r>
+              <w:t>1</w:t>
+            </w:r>
+          </w:p>
+        </w:tc>
+      </w:tr>
+      <w:tr>
+        <w:tc>
+          <w:tcPr>
+            <w:tcW w:w="984" w:type="dxa"/>
+          </w:tcPr>
+          <w:p>
+            <w:r>
+              <w:t>3</w:t>
+            </w:r>
+          </w:p>
+        </w:tc>
+        <w:tc>
+          <w:tcPr>
+            <w:tcW w:w="5782" w:type="dxa"/>
+          </w:tcPr>
+          <w:p>
+            <w:r>
+              <w:t>As a guest, I want to see the list of events that are near to my location.</w:t>
+            </w:r>
+          </w:p>
+        </w:tc>
+        <w:tc>
+          <w:tcPr>
+            <w:tcW w:w="1309" w:type="dxa"/>
+          </w:tcPr>
+          <w:p>
+            <w:r>
+              <w:t>5</w:t>
+            </w:r>
+          </w:p>
+        </w:tc>
+        <w:tc>
+          <w:tcPr>
+            <w:tcW w:w="1275" w:type="dxa"/>
+          </w:tcPr>
+          <w:p>
+            <w:r>
+              <w:t>2</w:t>
+            </w:r>
+          </w:p>
+        </w:tc>
+      </w:tr>
+      <w:tr>
+        <w:tc>
+          <w:tcPr>
+            <w:tcW w:w="984" w:type="dxa"/>
+          </w:tcPr>
+          <w:p>
+            <w:r>
+              <w:t>2</w:t>
+            </w:r>
+          </w:p>
+        </w:tc>
+        <w:tc>
+          <w:tcPr>
+            <w:tcW w:w="5782" w:type="dxa"/>
+          </w:tcPr>
+          <w:p>
+            <w:r>
+              <w:t>As a guest, I want to log in</w:t>
+            </w:r>
+            <w:r>
+              <w:t>.</w:t>
+            </w:r>
+          </w:p>
+        </w:tc>
+        <w:tc>
+          <w:tcPr>
+            <w:tcW w:w="1309" w:type="dxa"/>
+          </w:tcPr>
+          <w:p>
+            <w:r>
+              <w:t>1</w:t>
+            </w:r>
+          </w:p>
+        </w:tc>
+        <w:tc>
+          <w:tcPr>
+            <w:tcW w:w="1275" w:type="dxa"/>
+          </w:tcPr>
+          <w:p>
+            <w:r>
+              <w:t>3</w:t>
+            </w:r>
+          </w:p>
+        </w:tc>
+      </w:tr>
+      <w:tr>
+        <w:tc>
+          <w:tcPr>
+            <w:tcW w:w="984" w:type="dxa"/>
+          </w:tcPr>
+          <w:p>
+            <w:r>
+              <w:t>4</w:t>
+            </w:r>
+          </w:p>
+        </w:tc>
+        <w:tc>
+          <w:tcPr>
+            <w:tcW w:w="5782" w:type="dxa"/>
+          </w:tcPr>
+          <w:p>
+            <w:r>
+              <w:t>As a user, I want to log out</w:t>
+            </w:r>
+            <w:r>
+              <w:t>.</w:t>
+            </w:r>
+          </w:p>
+        </w:tc>
+        <w:tc>
+          <w:tcPr>
+            <w:tcW w:w="1309" w:type="dxa"/>
+          </w:tcPr>
+          <w:p>
+            <w:r>
+              <w:t>1</w:t>
+            </w:r>
+          </w:p>
+        </w:tc>
+        <w:tc>
+          <w:tcPr>
+            <w:tcW w:w="1275" w:type="dxa"/>
+          </w:tcPr>
+          <w:p>
+            <w:r>
+              <w:t>4</w:t>
+            </w:r>
+          </w:p>
+        </w:tc>
+      </w:tr>
+      <w:tr>
+        <w:tc>
+          <w:tcPr>
+            <w:tcW w:w="984" w:type="dxa"/>
+          </w:tcPr>
+          <w:p>
+            <w:r>
+              <w:t>5</w:t>
+            </w:r>
+          </w:p>
+        </w:tc>
+        <w:tc>
+          <w:tcPr>
+            <w:tcW w:w="5782" w:type="dxa"/>
+          </w:tcPr>
+          <w:p>
+            <w:r>
+              <w:t>As a user, I want to create events.</w:t>
+            </w:r>
+          </w:p>
+        </w:tc>
+        <w:tc>
+          <w:tcPr>
+            <w:tcW w:w="1309" w:type="dxa"/>
+          </w:tcPr>
+          <w:p>
+            <w:r>
+              <w:t>3</w:t>
+            </w:r>
+          </w:p>
+        </w:tc>
+        <w:tc>
+          <w:tcPr>
+            <w:tcW w:w="1275" w:type="dxa"/>
+          </w:tcPr>
+          <w:p>
+            <w:r>
+              <w:t>5</w:t>
+            </w:r>
+          </w:p>
+        </w:tc>
+      </w:tr>
+      <w:tr>
+        <w:tc>
+          <w:tcPr>
+            <w:tcW w:w="984" w:type="dxa"/>
+          </w:tcPr>
+          <w:p>
+            <w:r>
+              <w:t>7</w:t>
+            </w:r>
+          </w:p>
+        </w:tc>
+        <w:tc>
+          <w:tcPr>
+            <w:tcW w:w="5782" w:type="dxa"/>
+          </w:tcPr>
+          <w:p>
+            <w:r>
+              <w:t>As a user, I can see the descriptions, activities, profile of event creator.</w:t>
+            </w:r>
+          </w:p>
+        </w:tc>
+        <w:tc>
+          <w:tcPr>
+            <w:tcW w:w="1309" w:type="dxa"/>
+          </w:tcPr>
+          <w:p>
+            <w:r>
+              <w:t>3</w:t>
+            </w:r>
+          </w:p>
+        </w:tc>
+        <w:tc>
+          <w:tcPr>
+            <w:tcW w:w="1275" w:type="dxa"/>
+          </w:tcPr>
+          <w:p>
+            <w:r>
+              <w:t>6</w:t>
+            </w:r>
+          </w:p>
+        </w:tc>
+      </w:tr>
+      <w:tr>
+        <w:tc>
+          <w:tcPr>
+            <w:tcW w:w="984" w:type="dxa"/>
+          </w:tcPr>
+          <w:p>
+            <w:r>
+              <w:t>10</w:t>
+            </w:r>
+          </w:p>
+        </w:tc>
+        <w:tc>
+          <w:tcPr>
+            <w:tcW w:w="5782" w:type="dxa"/>
+          </w:tcPr>
+          <w:p>
+            <w:r>
+              <w:t>As a user, I want to edit the event that I create.</w:t>
+            </w:r>
+          </w:p>
+        </w:tc>
+        <w:tc>
+          <w:tcPr>
+            <w:tcW w:w="1309" w:type="dxa"/>
+          </w:tcPr>
+          <w:p>
+            <w:r>
+              <w:t>3</w:t>
+            </w:r>
+          </w:p>
+        </w:tc>
+        <w:tc>
+          <w:tcPr>
+            <w:tcW w:w="1275" w:type="dxa"/>
+          </w:tcPr>
+          <w:p>
+            <w:r>
+              <w:t>7</w:t>
+            </w:r>
+          </w:p>
+        </w:tc>
+      </w:tr>
+      <w:tr>
+        <w:tc>
+          <w:tcPr>
+            <w:tcW w:w="984" w:type="dxa"/>
+          </w:tcPr>
+          <w:p>
+            <w:r>
+              <w:t>9</w:t>
+            </w:r>
+          </w:p>
+        </w:tc>
+        <w:tc>
+          <w:tcPr>
+            <w:tcW w:w="5782" w:type="dxa"/>
+          </w:tcPr>
+          <w:p>
+            <w:r>
+              <w:t>As a user, I want to cancel the event that I join.</w:t>
+            </w:r>
+          </w:p>
+        </w:tc>
+        <w:tc>
+          <w:tcPr>
+            <w:tcW w:w="1309" w:type="dxa"/>
+          </w:tcPr>
+          <w:p>
+            <w:r>
+              <w:t>3</w:t>
+            </w:r>
+          </w:p>
+        </w:tc>
+        <w:tc>
+          <w:tcPr>
+            <w:tcW w:w="1275" w:type="dxa"/>
+          </w:tcPr>
+          <w:p>
+            <w:r>
+              <w:t>8</w:t>
+            </w:r>
+          </w:p>
+        </w:tc>
+      </w:tr>
+      <w:tr>
+        <w:tc>
+          <w:tcPr>
+            <w:tcW w:w="984" w:type="dxa"/>
+          </w:tcPr>
+          <w:p>
+            <w:r>
+              <w:t>13</w:t>
+            </w:r>
+          </w:p>
+        </w:tc>
+        <w:tc>
+          <w:tcPr>
+            <w:tcW w:w="5782" w:type="dxa"/>
+          </w:tcPr>
+          <w:p>
+            <w:r>
+              <w:t>As a user, I want to delete an event I created.</w:t>
+            </w:r>
+          </w:p>
+        </w:tc>
+        <w:tc>
+          <w:tcPr>
+            <w:tcW w:w="1309" w:type="dxa"/>
+          </w:tcPr>
+          <w:p>
+            <w:r>
+              <w:t>3</w:t>
+            </w:r>
+          </w:p>
+        </w:tc>
+        <w:tc>
+          <w:tcPr>
+            <w:tcW w:w="1275" w:type="dxa"/>
+          </w:tcPr>
+          <w:p>
+            <w:r>
+              <w:t>9</w:t>
+            </w:r>
+          </w:p>
+        </w:tc>
+      </w:tr>
+      <w:tr>
+        <w:tc>
+          <w:tcPr>
+            <w:tcW w:w="984" w:type="dxa"/>
+          </w:tcPr>
+          <w:p>
+            <w:r>
+              <w:t>8</w:t>
+            </w:r>
+          </w:p>
+        </w:tc>
+        <w:tc>
+          <w:tcPr>
+            <w:tcW w:w="5782" w:type="dxa"/>
+          </w:tcPr>
+          <w:p>
+            <w:r>
+              <w:t xml:space="preserve">As a user, I want to set a reminder for an event so that members can remember it. </w:t>
+            </w:r>
+          </w:p>
+        </w:tc>
+        <w:tc>
+          <w:tcPr>
+            <w:tcW w:w="1309" w:type="dxa"/>
+          </w:tcPr>
+          <w:p>
+            <w:r>
+              <w:t>8</w:t>
+            </w:r>
+          </w:p>
+        </w:tc>
+        <w:tc>
+          <w:tcPr>
+            <w:tcW w:w="1275" w:type="dxa"/>
+          </w:tcPr>
+          <w:p>
+            <w:r>
+              <w:t>10</w:t>
+            </w:r>
+          </w:p>
+        </w:tc>
+      </w:tr>
+      <w:tr>
+        <w:tc>
+          <w:tcPr>
+            <w:tcW w:w="984" w:type="dxa"/>
+          </w:tcPr>
+          <w:p>
+            <w:r>
+              <w:t>6</w:t>
+            </w:r>
+          </w:p>
+        </w:tc>
+        <w:tc>
+          <w:tcPr>
+            <w:tcW w:w="5782" w:type="dxa"/>
+          </w:tcPr>
+          <w:p>
+            <w:r>
+              <w:t>As a user, I want to see the list of people who join the event I created.</w:t>
+            </w:r>
+          </w:p>
+        </w:tc>
+        <w:tc>
+          <w:tcPr>
+            <w:tcW w:w="1309" w:type="dxa"/>
+          </w:tcPr>
+          <w:p>
+            <w:r>
+              <w:t>5</w:t>
+            </w:r>
+          </w:p>
+        </w:tc>
+        <w:tc>
+          <w:tcPr>
+            <w:tcW w:w="1275" w:type="dxa"/>
+          </w:tcPr>
+          <w:p>
+            <w:r>
+              <w:t>11</w:t>
+            </w:r>
+          </w:p>
+        </w:tc>
+      </w:tr>
+      <w:tr>
+        <w:tc>
+          <w:tcPr>
+            <w:tcW w:w="984" w:type="dxa"/>
+          </w:tcPr>
+          <w:p>
+            <w:r>
+              <w:t>12</w:t>
+            </w:r>
+          </w:p>
+        </w:tc>
+        <w:tc>
+          <w:tcPr>
+            <w:tcW w:w="5782" w:type="dxa"/>
+          </w:tcPr>
+          <w:p>
+            <w:r>
+              <w:t>As a user, I can see the report of the event</w:t>
+            </w:r>
+            <w:r>
+              <w:t xml:space="preserve"> like ratings, the number of attendants</w:t>
+            </w:r>
+            <w:r>
+              <w:t>.</w:t>
+            </w:r>
+          </w:p>
+        </w:tc>
+        <w:tc>
+          <w:tcPr>
+            <w:tcW w:w="1309" w:type="dxa"/>
+          </w:tcPr>
+          <w:p>
+            <w:r>
+              <w:t>5</w:t>
+            </w:r>
+          </w:p>
+        </w:tc>
+        <w:tc>
+          <w:tcPr>
+            <w:tcW w:w="1275" w:type="dxa"/>
+          </w:tcPr>
+          <w:p>
+            <w:r>
+              <w:t>12</w:t>
+            </w:r>
+          </w:p>
+        </w:tc>
+      </w:tr>
+      <w:tr>
+        <w:tc>
+          <w:tcPr>
+            <w:tcW w:w="984" w:type="dxa"/>
+          </w:tcPr>
+          <w:p>
+            <w:r>
+              <w:t>14</w:t>
+            </w:r>
+          </w:p>
+        </w:tc>
+        <w:tc>
+          <w:tcPr>
+            <w:tcW w:w="5782" w:type="dxa"/>
+          </w:tcPr>
+          <w:p>
+            <w:r>
+              <w:t xml:space="preserve">As a user, I can send and reject friend request. </w:t>
+            </w:r>
+          </w:p>
+        </w:tc>
+        <w:tc>
+          <w:tcPr>
+            <w:tcW w:w="1309" w:type="dxa"/>
+          </w:tcPr>
+          <w:p>
+            <w:r>
+              <w:t>8</w:t>
+            </w:r>
+          </w:p>
+        </w:tc>
+        <w:tc>
+          <w:tcPr>
+            <w:tcW w:w="1275" w:type="dxa"/>
+          </w:tcPr>
+          <w:p>
+            <w:r>
+              <w:t>13</w:t>
+            </w:r>
+          </w:p>
+        </w:tc>
+      </w:tr>
+      <w:tr>
+        <w:tc>
+          <w:tcPr>
+            <w:tcW w:w="984" w:type="dxa"/>
+          </w:tcPr>
+          <w:p>
+            <w:r>
+              <w:t>11</w:t>
+            </w:r>
+          </w:p>
+        </w:tc>
+        <w:tc>
+          <w:tcPr>
+            <w:tcW w:w="5782" w:type="dxa"/>
+          </w:tcPr>
+          <w:p>
+            <w:r>
+              <w:t>As a user, I can chat with people in my friend list.</w:t>
+            </w:r>
+          </w:p>
+        </w:tc>
+        <w:tc>
+          <w:tcPr>
+            <w:tcW w:w="1309" w:type="dxa"/>
+          </w:tcPr>
+          <w:p>
+            <w:r>
+              <w:t>8</w:t>
+            </w:r>
+          </w:p>
+        </w:tc>
+        <w:tc>
+          <w:tcPr>
+            <w:tcW w:w="1275" w:type="dxa"/>
+          </w:tcPr>
+          <w:p>
+            <w:r>
+              <w:t>14</w:t>
+            </w:r>
+          </w:p>
+        </w:tc>
+      </w:tr>
+      <w:tr>
+        <w:tc>
+          <w:tcPr>
+            <w:tcW w:w="984" w:type="dxa"/>
+          </w:tcPr>
+          <w:p>
+            <w:r>
+              <w:t>15</w:t>
+            </w:r>
+          </w:p>
+        </w:tc>
+        <w:tc>
+          <w:tcPr>
+            <w:tcW w:w="5782" w:type="dxa"/>
+          </w:tcPr>
+          <w:p>
+            <w:r>
+              <w:t>As an administrator, I want to see the list of accounts on login.</w:t>
+            </w:r>
+          </w:p>
+        </w:tc>
+        <w:tc>
+          <w:tcPr>
+            <w:tcW w:w="1309" w:type="dxa"/>
+          </w:tcPr>
+          <w:p>
+            <w:r>
+              <w:t>5</w:t>
+            </w:r>
+          </w:p>
+        </w:tc>
+        <w:tc>
+          <w:tcPr>
+            <w:tcW w:w="1275" w:type="dxa"/>
+          </w:tcPr>
+          <w:p>
+            <w:r>
+              <w:t>15</w:t>
+            </w:r>
+          </w:p>
+        </w:tc>
+      </w:tr>
+      <w:tr>
+        <w:tc>
+          <w:tcPr>
+            <w:tcW w:w="984" w:type="dxa"/>
+          </w:tcPr>
+          <w:p>
+            <w:r>
+              <w:t>16</w:t>
+            </w:r>
+          </w:p>
+        </w:tc>
+        <w:tc>
+          <w:tcPr>
+            <w:tcW w:w="5782" w:type="dxa"/>
+          </w:tcPr>
+          <w:p>
+            <w:r>
+              <w:t>As an administrator, I can see the list of events are created.</w:t>
+            </w:r>
+          </w:p>
+        </w:tc>
+        <w:tc>
+          <w:tcPr>
+            <w:tcW w:w="1309" w:type="dxa"/>
+          </w:tcPr>
+          <w:p>
+            <w:r>
+              <w:t>5</w:t>
+            </w:r>
+          </w:p>
+        </w:tc>
+        <w:tc>
+          <w:tcPr>
+            <w:tcW w:w="1275" w:type="dxa"/>
+          </w:tcPr>
+          <w:p>
+            <w:r>
+              <w:t>16</w:t>
+            </w:r>
+          </w:p>
+        </w:tc>
+      </w:tr>
+    </w:tbl>
+    <w:p/>
+    <w:p/>
+    <w:p/>
+    <w:p/>
+    <w:p/>
+    <w:p/>
+    <w:p/>
+    <w:p/>
+    <w:p/>
+    <w:p/>
+    <w:p/>
+    <w:p/>
+    <w:p/>
+    <w:p/>
+    <w:p/>
+    <w:tbl>
+      <w:tblPr>
+        <w:tblStyle w:val="TableGrid"/>
+        <w:tblW w:w="9493" w:type="dxa"/>
+        <w:tblLook w:val="04A0" w:firstRow="1" w:lastRow="0" w:firstColumn="1" w:lastColumn="0" w:noHBand="0" w:noVBand="1"/>
+      </w:tblPr>
+      <w:tblGrid>
+        <w:gridCol w:w="990"/>
+        <w:gridCol w:w="5101"/>
+        <w:gridCol w:w="1275"/>
+        <w:gridCol w:w="1276"/>
+        <w:gridCol w:w="851"/>
+      </w:tblGrid>
+      <w:tr>
+        <w:tc>
+          <w:tcPr>
+            <w:tcW w:w="990" w:type="dxa"/>
+          </w:tcPr>
+          <w:p>
+            <w:pPr>
+              <w:rPr>
+                <w:b/>
+              </w:rPr>
+            </w:pPr>
+            <w:r>
+              <w:rPr>
+                <w:b/>
+              </w:rPr>
+              <w:lastRenderedPageBreak/>
+              <w:t>Forecast</w:t>
+            </w:r>
+          </w:p>
+        </w:tc>
+        <w:tc>
+          <w:tcPr>
+            <w:tcW w:w="5101" w:type="dxa"/>
+          </w:tcPr>
+          <w:p>
+            <w:pPr>
+              <w:rPr>
+                <w:b/>
+              </w:rPr>
+            </w:pPr>
+            <w:r>
+              <w:rPr>
+                <w:b/>
+              </w:rPr>
+              <w:t>To-Do</w:t>
+            </w:r>
+          </w:p>
+        </w:tc>
+        <w:tc>
+          <w:tcPr>
+            <w:tcW w:w="1275" w:type="dxa"/>
+          </w:tcPr>
+          <w:p>
+            <w:pPr>
+              <w:jc w:val="center"/>
+              <w:rPr>
+                <w:b/>
+              </w:rPr>
+            </w:pPr>
+            <w:r>
+              <w:rPr>
+                <w:b/>
+              </w:rPr>
+              <w:t>In-Progress</w:t>
+            </w:r>
+          </w:p>
+        </w:tc>
+        <w:tc>
+          <w:tcPr>
+            <w:tcW w:w="1276" w:type="dxa"/>
+          </w:tcPr>
+          <w:p>
+            <w:pPr>
+              <w:rPr>
+                <w:b/>
+              </w:rPr>
+            </w:pPr>
+            <w:r>
+              <w:rPr>
+                <w:b/>
+              </w:rPr>
+              <w:t>Due Date</w:t>
+            </w:r>
+          </w:p>
+        </w:tc>
+        <w:tc>
+          <w:tcPr>
+            <w:tcW w:w="851" w:type="dxa"/>
+          </w:tcPr>
+          <w:p>
+            <w:pPr>
+              <w:rPr>
+                <w:b/>
+              </w:rPr>
+            </w:pPr>
+            <w:r>
+              <w:rPr>
+                <w:b/>
+              </w:rPr>
+              <w:t>Done</w:t>
+            </w:r>
+          </w:p>
+        </w:tc>
+      </w:tr>
+      <w:tr>
+        <w:tc>
+          <w:tcPr>
+            <w:tcW w:w="990" w:type="dxa"/>
+            <w:vMerge w:val="restart"/>
+          </w:tcPr>
+          <w:p>
+            <w:pPr>
+              <w:rPr>
+                <w:b/>
+              </w:rPr>
+            </w:pPr>
+            <w:r>
+              <w:rPr>
+                <w:b/>
+              </w:rPr>
+              <w:t>Profile</w:t>
+            </w:r>
+          </w:p>
+        </w:tc>
+        <w:tc>
+          <w:tcPr>
+            <w:tcW w:w="5101" w:type="dxa"/>
+          </w:tcPr>
+          <w:p>
+            <w:r>
+              <w:t>As a guest, I want to create a new account.</w:t>
+            </w:r>
+          </w:p>
+        </w:tc>
+        <w:tc>
+          <w:tcPr>
+            <w:tcW w:w="1275" w:type="dxa"/>
+          </w:tcPr>
+          <w:p>
+            <w:pPr>
+              <w:jc w:val="center"/>
+            </w:pPr>
+            <w:r>
+              <w:t>X</w:t>
+            </w:r>
+          </w:p>
+        </w:tc>
+        <w:tc>
+          <w:tcPr>
+            <w:tcW w:w="1276" w:type="dxa"/>
+          </w:tcPr>
+          <w:p/>
+        </w:tc>
+        <w:tc>
+          <w:tcPr>
+            <w:tcW w:w="851" w:type="dxa"/>
+          </w:tcPr>
+          <w:p/>
+        </w:tc>
+      </w:tr>
+      <w:tr>
+        <w:tc>
+          <w:tcPr>
+            <w:tcW w:w="990" w:type="dxa"/>
+            <w:vMerge/>
+          </w:tcPr>
+          <w:p>
+            <w:pPr>
+              <w:rPr>
+                <w:b/>
+              </w:rPr>
+            </w:pPr>
+          </w:p>
+        </w:tc>
+        <w:tc>
+          <w:tcPr>
+            <w:tcW w:w="5101" w:type="dxa"/>
+          </w:tcPr>
+          <w:p>
+            <w:r>
+              <w:t>As a guest, I want to see the list of events that are near to my location.</w:t>
+            </w:r>
+          </w:p>
+        </w:tc>
+        <w:tc>
+          <w:tcPr>
+            <w:tcW w:w="1275" w:type="dxa"/>
+          </w:tcPr>
+          <w:p>
+            <w:pPr>
+              <w:jc w:val="center"/>
+            </w:pPr>
+            <w:r>
+              <w:t>X</w:t>
+            </w:r>
+          </w:p>
+        </w:tc>
+        <w:tc>
+          <w:tcPr>
+            <w:tcW w:w="1276" w:type="dxa"/>
+          </w:tcPr>
+          <w:p/>
+        </w:tc>
+        <w:tc>
+          <w:tcPr>
+            <w:tcW w:w="851" w:type="dxa"/>
+          </w:tcPr>
+          <w:p/>
+        </w:tc>
+      </w:tr>
+      <w:tr>
+        <w:tc>
+          <w:tcPr>
+            <w:tcW w:w="990" w:type="dxa"/>
+            <w:vMerge/>
+          </w:tcPr>
+          <w:p>
+            <w:pPr>
+              <w:rPr>
+                <w:b/>
+              </w:rPr>
+            </w:pPr>
+          </w:p>
+        </w:tc>
+        <w:tc>
+          <w:tcPr>
+            <w:tcW w:w="5101" w:type="dxa"/>
+          </w:tcPr>
+          <w:p>
+            <w:r>
+              <w:t>As a guest, I want to log in.</w:t>
+            </w:r>
+          </w:p>
+        </w:tc>
+        <w:tc>
+          <w:tcPr>
+            <w:tcW w:w="1275" w:type="dxa"/>
+          </w:tcPr>
+          <w:p>
+            <w:pPr>
+              <w:jc w:val="center"/>
+            </w:pPr>
+            <w:r>
+              <w:t>X</w:t>
+            </w:r>
+          </w:p>
+        </w:tc>
+        <w:tc>
+          <w:tcPr>
+            <w:tcW w:w="1276" w:type="dxa"/>
+          </w:tcPr>
+          <w:p/>
+        </w:tc>
+        <w:tc>
+          <w:tcPr>
+            <w:tcW w:w="851" w:type="dxa"/>
+          </w:tcPr>
+          <w:p/>
+        </w:tc>
+      </w:tr>
+      <w:tr>
+        <w:tc>
+          <w:tcPr>
+            <w:tcW w:w="990" w:type="dxa"/>
+            <w:vMerge/>
+          </w:tcPr>
+          <w:p>
+            <w:pPr>
+              <w:rPr>
+                <w:b/>
+              </w:rPr>
+            </w:pPr>
+          </w:p>
+        </w:tc>
+        <w:tc>
+          <w:tcPr>
+            <w:tcW w:w="5101" w:type="dxa"/>
+          </w:tcPr>
+          <w:p>
+            <w:r>
+              <w:t>As a user, I want to log out.</w:t>
+            </w:r>
+          </w:p>
+        </w:tc>
+        <w:tc>
+          <w:tcPr>
+            <w:tcW w:w="1275" w:type="dxa"/>
+          </w:tcPr>
+          <w:p>
+            <w:pPr>
+              <w:jc w:val="center"/>
+            </w:pPr>
+            <w:r>
+              <w:t>X</w:t>
+            </w:r>
+          </w:p>
+        </w:tc>
+        <w:tc>
+          <w:tcPr>
+            <w:tcW w:w="1276" w:type="dxa"/>
+          </w:tcPr>
+          <w:p/>
+        </w:tc>
+        <w:tc>
+          <w:tcPr>
+            <w:tcW w:w="851" w:type="dxa"/>
+          </w:tcPr>
+          <w:p/>
+        </w:tc>
+      </w:tr>
+      <w:tr>
+        <w:tc>
+          <w:tcPr>
+            <w:tcW w:w="990" w:type="dxa"/>
+            <w:vMerge/>
+          </w:tcPr>
+          <w:p>
+            <w:pPr>
+              <w:rPr>
+                <w:b/>
+              </w:rPr>
+            </w:pPr>
+          </w:p>
+        </w:tc>
+        <w:tc>
+          <w:tcPr>
+            <w:tcW w:w="5101" w:type="dxa"/>
+          </w:tcPr>
+          <w:p>
+            <w:r>
+              <w:t>As a user, I can edit my profile</w:t>
+            </w:r>
+          </w:p>
+        </w:tc>
+        <w:tc>
+          <w:tcPr>
+            <w:tcW w:w="1275" w:type="dxa"/>
+          </w:tcPr>
+          <w:p>
+            <w:pPr>
+              <w:jc w:val="center"/>
+            </w:pPr>
+            <w:r>
+              <w:t>X</w:t>
+            </w:r>
+          </w:p>
+        </w:tc>
+        <w:tc>
+          <w:tcPr>
+            <w:tcW w:w="1276" w:type="dxa"/>
+          </w:tcPr>
+          <w:p/>
+        </w:tc>
+        <w:tc>
+          <w:tcPr>
+            <w:tcW w:w="851" w:type="dxa"/>
+          </w:tcPr>
+          <w:p/>
+        </w:tc>
+      </w:tr>
+      <w:tr>
+        <w:tc>
+          <w:tcPr>
+            <w:tcW w:w="990" w:type="dxa"/>
+            <w:vMerge w:val="restart"/>
+          </w:tcPr>
+          <w:p>
+            <w:pPr>
+              <w:rPr>
+                <w:b/>
+              </w:rPr>
+            </w:pPr>
+            <w:r>
+              <w:rPr>
+                <w:b/>
+              </w:rPr>
+              <w:t>Event</w:t>
+            </w:r>
+          </w:p>
+        </w:tc>
+        <w:tc>
+          <w:tcPr>
+            <w:tcW w:w="5101" w:type="dxa"/>
+          </w:tcPr>
+          <w:p>
+            <w:r>
+              <w:t>As a user, I want to create events.</w:t>
+            </w:r>
+          </w:p>
+        </w:tc>
+        <w:tc>
+          <w:tcPr>
+            <w:tcW w:w="1275" w:type="dxa"/>
+          </w:tcPr>
+          <w:p>
+            <w:pPr>
+              <w:jc w:val="center"/>
+            </w:pPr>
+            <w:r>
+              <w:t>X</w:t>
+            </w:r>
+          </w:p>
+        </w:tc>
+        <w:tc>
+          <w:tcPr>
+            <w:tcW w:w="1276" w:type="dxa"/>
+          </w:tcPr>
+          <w:p/>
+        </w:tc>
+        <w:tc>
+          <w:tcPr>
+            <w:tcW w:w="851" w:type="dxa"/>
+          </w:tcPr>
+          <w:p/>
+        </w:tc>
+      </w:tr>
+      <w:tr>
+        <w:tc>
+          <w:tcPr>
+            <w:tcW w:w="990" w:type="dxa"/>
+            <w:vMerge/>
+          </w:tcPr>
+          <w:p>
+            <w:pPr>
+              <w:rPr>
+                <w:b/>
+              </w:rPr>
+            </w:pPr>
+          </w:p>
+        </w:tc>
+        <w:tc>
+          <w:tcPr>
+            <w:tcW w:w="5101" w:type="dxa"/>
+          </w:tcPr>
+          <w:p>
+            <w:r>
+              <w:t>As a user, I can see the descriptions, activities, profile of event crea</w:t>
+            </w:r>
             <w:bookmarkStart w:id="0" w:name="_GoBack"/>
-            <w:r>
-              <w:rPr>
-                <w:b/>
-              </w:rPr>
-              <w:t>ID</w:t>
-            </w:r>
-          </w:p>
-        </w:tc>
-        <w:tc>
-          <w:tcPr>
-            <w:tcW w:w="5782" w:type="dxa"/>
-          </w:tcPr>
-          <w:p>
-            <w:pPr>
-              <w:rPr>
-                <w:b/>
-              </w:rPr>
-            </w:pPr>
-            <w:r>
-              <w:rPr>
-                <w:b/>
-              </w:rPr>
-              <w:t>Stories</w:t>
-            </w:r>
-          </w:p>
-        </w:tc>
-        <w:tc>
-          <w:tcPr>
-            <w:tcW w:w="1309" w:type="dxa"/>
-          </w:tcPr>
-          <w:p>
-            <w:pPr>
-              <w:rPr>
-                <w:b/>
-              </w:rPr>
-            </w:pPr>
-            <w:r>
-              <w:rPr>
-                <w:b/>
-              </w:rPr>
-              <w:t>Estimation</w:t>
-            </w:r>
-          </w:p>
-        </w:tc>
-        <w:tc>
-          <w:tcPr>
-            <w:tcW w:w="1275" w:type="dxa"/>
-          </w:tcPr>
-          <w:p>
-            <w:pPr>
-              <w:rPr>
-                <w:b/>
-              </w:rPr>
-            </w:pPr>
-            <w:r>
-              <w:rPr>
-                <w:b/>
-              </w:rPr>
-              <w:t>Priority</w:t>
-            </w:r>
-          </w:p>
-        </w:tc>
-      </w:tr>
-      <w:bookmarkEnd w:id="0"/>
-      <w:tr>
-        <w:tc>
-          <w:tcPr>
-            <w:tcW w:w="984" w:type="dxa"/>
-          </w:tcPr>
-          <w:p>
-            <w:r>
-              <w:t>1</w:t>
-            </w:r>
-          </w:p>
-        </w:tc>
-        <w:tc>
-          <w:tcPr>
-            <w:tcW w:w="5782" w:type="dxa"/>
-          </w:tcPr>
-          <w:p>
-            <w:r>
-              <w:t>As a guest, I want to create a new account</w:t>
-            </w:r>
-            <w:r>
-              <w:t>.</w:t>
-            </w:r>
-          </w:p>
-        </w:tc>
-        <w:tc>
-          <w:tcPr>
-            <w:tcW w:w="1309" w:type="dxa"/>
-          </w:tcPr>
-          <w:p>
-            <w:r>
-              <w:t>1</w:t>
-            </w:r>
-          </w:p>
-        </w:tc>
-        <w:tc>
-          <w:tcPr>
-            <w:tcW w:w="1275" w:type="dxa"/>
-          </w:tcPr>
-          <w:p>
-            <w:r>
-              <w:t>1</w:t>
-            </w:r>
-          </w:p>
-        </w:tc>
-      </w:tr>
-      <w:tr>
-        <w:tc>
-          <w:tcPr>
-            <w:tcW w:w="984" w:type="dxa"/>
-          </w:tcPr>
-          <w:p>
-            <w:r>
-              <w:t>3</w:t>
-            </w:r>
-          </w:p>
-        </w:tc>
-        <w:tc>
-          <w:tcPr>
-            <w:tcW w:w="5782" w:type="dxa"/>
-          </w:tcPr>
-          <w:p>
-            <w:r>
-              <w:t xml:space="preserve">As a </w:t>
-            </w:r>
-            <w:r>
-              <w:t>guest</w:t>
-            </w:r>
-            <w:r>
-              <w:t>, I want to see the list of events that are near to my location.</w:t>
-            </w:r>
-          </w:p>
-        </w:tc>
-        <w:tc>
-          <w:tcPr>
-            <w:tcW w:w="1309" w:type="dxa"/>
-          </w:tcPr>
-          <w:p>
-            <w:r>
-              <w:t>5</w:t>
-            </w:r>
-          </w:p>
-        </w:tc>
-        <w:tc>
-          <w:tcPr>
-            <w:tcW w:w="1275" w:type="dxa"/>
-          </w:tcPr>
-          <w:p>
-            <w:r>
-              <w:t>2</w:t>
-            </w:r>
-          </w:p>
-        </w:tc>
-      </w:tr>
-      <w:tr>
-        <w:tc>
-          <w:tcPr>
-            <w:tcW w:w="984" w:type="dxa"/>
-          </w:tcPr>
-          <w:p>
-            <w:r>
-              <w:t>2</w:t>
-            </w:r>
-          </w:p>
-        </w:tc>
-        <w:tc>
-          <w:tcPr>
-            <w:tcW w:w="5782" w:type="dxa"/>
-          </w:tcPr>
-          <w:p>
-            <w:r>
-              <w:t>As a guest, I want to log in</w:t>
-            </w:r>
-            <w:r>
-              <w:t>.</w:t>
-            </w:r>
-          </w:p>
-        </w:tc>
-        <w:tc>
-          <w:tcPr>
-            <w:tcW w:w="1309" w:type="dxa"/>
-          </w:tcPr>
-          <w:p>
-            <w:r>
-              <w:t>1</w:t>
-            </w:r>
-          </w:p>
-        </w:tc>
-        <w:tc>
-          <w:tcPr>
-            <w:tcW w:w="1275" w:type="dxa"/>
-          </w:tcPr>
-          <w:p>
-            <w:r>
-              <w:t>3</w:t>
-            </w:r>
-          </w:p>
-        </w:tc>
-      </w:tr>
-      <w:tr>
-        <w:tc>
-          <w:tcPr>
-            <w:tcW w:w="984" w:type="dxa"/>
-          </w:tcPr>
-          <w:p>
-            <w:r>
-              <w:t>4</w:t>
-            </w:r>
-          </w:p>
-        </w:tc>
-        <w:tc>
-          <w:tcPr>
-            <w:tcW w:w="5782" w:type="dxa"/>
-          </w:tcPr>
-          <w:p>
-            <w:r>
-              <w:t>As a user, I want to log out</w:t>
-            </w:r>
-            <w:r>
-              <w:t>.</w:t>
-            </w:r>
-          </w:p>
-        </w:tc>
-        <w:tc>
-          <w:tcPr>
-            <w:tcW w:w="1309" w:type="dxa"/>
-          </w:tcPr>
-          <w:p>
-            <w:r>
-              <w:t>1</w:t>
-            </w:r>
-          </w:p>
-        </w:tc>
-        <w:tc>
-          <w:tcPr>
-            <w:tcW w:w="1275" w:type="dxa"/>
-          </w:tcPr>
-          <w:p>
-            <w:r>
-              <w:t>4</w:t>
-            </w:r>
-          </w:p>
-        </w:tc>
-      </w:tr>
-      <w:tr>
-        <w:tc>
-          <w:tcPr>
-            <w:tcW w:w="984" w:type="dxa"/>
-          </w:tcPr>
-          <w:p>
-            <w:r>
-              <w:t>5</w:t>
-            </w:r>
-          </w:p>
-        </w:tc>
-        <w:tc>
-          <w:tcPr>
-            <w:tcW w:w="5782" w:type="dxa"/>
-          </w:tcPr>
-          <w:p>
-            <w:r>
-              <w:t>As a user, I want to create events.</w:t>
-            </w:r>
-          </w:p>
-        </w:tc>
-        <w:tc>
-          <w:tcPr>
-            <w:tcW w:w="1309" w:type="dxa"/>
-          </w:tcPr>
-          <w:p>
-            <w:r>
-              <w:t>3</w:t>
-            </w:r>
-          </w:p>
-        </w:tc>
-        <w:tc>
-          <w:tcPr>
-            <w:tcW w:w="1275" w:type="dxa"/>
-          </w:tcPr>
-          <w:p>
-            <w:r>
-              <w:t>5</w:t>
-            </w:r>
-          </w:p>
-        </w:tc>
-      </w:tr>
-      <w:tr>
-        <w:tc>
-          <w:tcPr>
-            <w:tcW w:w="984" w:type="dxa"/>
-          </w:tcPr>
-          <w:p>
-            <w:r>
-              <w:t>7</w:t>
-            </w:r>
-          </w:p>
-        </w:tc>
-        <w:tc>
-          <w:tcPr>
-            <w:tcW w:w="5782" w:type="dxa"/>
-          </w:tcPr>
-          <w:p>
-            <w:r>
-              <w:t>As a user, I can see the descriptions, activities, profile of event creator.</w:t>
-            </w:r>
-          </w:p>
-        </w:tc>
-        <w:tc>
-          <w:tcPr>
-            <w:tcW w:w="1309" w:type="dxa"/>
-          </w:tcPr>
-          <w:p>
-            <w:r>
-              <w:t>3</w:t>
-            </w:r>
-          </w:p>
-        </w:tc>
-        <w:tc>
-          <w:tcPr>
-            <w:tcW w:w="1275" w:type="dxa"/>
-          </w:tcPr>
-          <w:p>
-            <w:r>
-              <w:t>6</w:t>
-            </w:r>
-          </w:p>
-        </w:tc>
-      </w:tr>
-      <w:tr>
-        <w:tc>
-          <w:tcPr>
-            <w:tcW w:w="984" w:type="dxa"/>
-          </w:tcPr>
-          <w:p>
-            <w:r>
-              <w:t>10</w:t>
-            </w:r>
-          </w:p>
-        </w:tc>
-        <w:tc>
-          <w:tcPr>
-            <w:tcW w:w="5782" w:type="dxa"/>
+            <w:bookmarkEnd w:id="0"/>
+            <w:r>
+              <w:t>tor.</w:t>
+            </w:r>
+          </w:p>
+        </w:tc>
+        <w:tc>
+          <w:tcPr>
+            <w:tcW w:w="1275" w:type="dxa"/>
+          </w:tcPr>
+          <w:p>
+            <w:pPr>
+              <w:jc w:val="center"/>
+            </w:pPr>
+            <w:r>
+              <w:t>X</w:t>
+            </w:r>
+          </w:p>
+        </w:tc>
+        <w:tc>
+          <w:tcPr>
+            <w:tcW w:w="1276" w:type="dxa"/>
+          </w:tcPr>
+          <w:p/>
+        </w:tc>
+        <w:tc>
+          <w:tcPr>
+            <w:tcW w:w="851" w:type="dxa"/>
+          </w:tcPr>
+          <w:p/>
+        </w:tc>
+      </w:tr>
+      <w:tr>
+        <w:tc>
+          <w:tcPr>
+            <w:tcW w:w="990" w:type="dxa"/>
+            <w:vMerge/>
+          </w:tcPr>
+          <w:p>
+            <w:pPr>
+              <w:rPr>
+                <w:b/>
+              </w:rPr>
+            </w:pPr>
+          </w:p>
+        </w:tc>
+        <w:tc>
+          <w:tcPr>
+            <w:tcW w:w="5101" w:type="dxa"/>
           </w:tcPr>
           <w:p>
             <w:r>
@@ -380,39 +1291,47 @@
         </w:tc>
         <w:tc>
           <w:tcPr>
-            <w:tcW w:w="1309" w:type="dxa"/>
-          </w:tcPr>
-          <w:p>
-            <w:r>
-              <w:t>3</w:t>
-            </w:r>
-          </w:p>
-        </w:tc>
-        <w:tc>
-          <w:tcPr>
-            <w:tcW w:w="1275" w:type="dxa"/>
-          </w:tcPr>
-          <w:p>
-            <w:r>
-              <w:t>7</w:t>
-            </w:r>
-          </w:p>
-        </w:tc>
-      </w:tr>
-      <w:tr>
-        <w:tc>
-          <w:tcPr>
-            <w:tcW w:w="984" w:type="dxa"/>
-          </w:tcPr>
-          <w:p>
-            <w:r>
-              <w:t>9</w:t>
-            </w:r>
-          </w:p>
-        </w:tc>
-        <w:tc>
-          <w:tcPr>
-            <w:tcW w:w="5782" w:type="dxa"/>
+            <w:tcW w:w="1275" w:type="dxa"/>
+          </w:tcPr>
+          <w:p>
+            <w:pPr>
+              <w:jc w:val="center"/>
+            </w:pPr>
+            <w:r>
+              <w:t>X</w:t>
+            </w:r>
+          </w:p>
+        </w:tc>
+        <w:tc>
+          <w:tcPr>
+            <w:tcW w:w="1276" w:type="dxa"/>
+          </w:tcPr>
+          <w:p/>
+        </w:tc>
+        <w:tc>
+          <w:tcPr>
+            <w:tcW w:w="851" w:type="dxa"/>
+          </w:tcPr>
+          <w:p/>
+        </w:tc>
+      </w:tr>
+      <w:tr>
+        <w:tc>
+          <w:tcPr>
+            <w:tcW w:w="990" w:type="dxa"/>
+            <w:vMerge/>
+          </w:tcPr>
+          <w:p>
+            <w:pPr>
+              <w:rPr>
+                <w:b/>
+              </w:rPr>
+            </w:pPr>
+          </w:p>
+        </w:tc>
+        <w:tc>
+          <w:tcPr>
+            <w:tcW w:w="5101" w:type="dxa"/>
           </w:tcPr>
           <w:p>
             <w:r>
@@ -422,39 +1341,47 @@
         </w:tc>
         <w:tc>
           <w:tcPr>
-            <w:tcW w:w="1309" w:type="dxa"/>
-          </w:tcPr>
-          <w:p>
-            <w:r>
-              <w:t>3</w:t>
-            </w:r>
-          </w:p>
-        </w:tc>
-        <w:tc>
-          <w:tcPr>
-            <w:tcW w:w="1275" w:type="dxa"/>
-          </w:tcPr>
-          <w:p>
-            <w:r>
-              <w:t>8</w:t>
-            </w:r>
-          </w:p>
-        </w:tc>
-      </w:tr>
-      <w:tr>
-        <w:tc>
-          <w:tcPr>
-            <w:tcW w:w="984" w:type="dxa"/>
-          </w:tcPr>
-          <w:p>
-            <w:r>
-              <w:t>13</w:t>
-            </w:r>
-          </w:p>
-        </w:tc>
-        <w:tc>
-          <w:tcPr>
-            <w:tcW w:w="5782" w:type="dxa"/>
+            <w:tcW w:w="1275" w:type="dxa"/>
+          </w:tcPr>
+          <w:p>
+            <w:pPr>
+              <w:jc w:val="center"/>
+            </w:pPr>
+            <w:r>
+              <w:t>X</w:t>
+            </w:r>
+          </w:p>
+        </w:tc>
+        <w:tc>
+          <w:tcPr>
+            <w:tcW w:w="1276" w:type="dxa"/>
+          </w:tcPr>
+          <w:p/>
+        </w:tc>
+        <w:tc>
+          <w:tcPr>
+            <w:tcW w:w="851" w:type="dxa"/>
+          </w:tcPr>
+          <w:p/>
+        </w:tc>
+      </w:tr>
+      <w:tr>
+        <w:tc>
+          <w:tcPr>
+            <w:tcW w:w="990" w:type="dxa"/>
+            <w:vMerge/>
+          </w:tcPr>
+          <w:p>
+            <w:pPr>
+              <w:rPr>
+                <w:b/>
+              </w:rPr>
+            </w:pPr>
+          </w:p>
+        </w:tc>
+        <w:tc>
+          <w:tcPr>
+            <w:tcW w:w="5101" w:type="dxa"/>
           </w:tcPr>
           <w:p>
             <w:r>
@@ -464,39 +1391,47 @@
         </w:tc>
         <w:tc>
           <w:tcPr>
-            <w:tcW w:w="1309" w:type="dxa"/>
-          </w:tcPr>
-          <w:p>
-            <w:r>
-              <w:t>3</w:t>
-            </w:r>
-          </w:p>
-        </w:tc>
-        <w:tc>
-          <w:tcPr>
-            <w:tcW w:w="1275" w:type="dxa"/>
-          </w:tcPr>
-          <w:p>
-            <w:r>
-              <w:t>9</w:t>
-            </w:r>
-          </w:p>
-        </w:tc>
-      </w:tr>
-      <w:tr>
-        <w:tc>
-          <w:tcPr>
-            <w:tcW w:w="984" w:type="dxa"/>
-          </w:tcPr>
-          <w:p>
-            <w:r>
-              <w:t>8</w:t>
-            </w:r>
-          </w:p>
-        </w:tc>
-        <w:tc>
-          <w:tcPr>
-            <w:tcW w:w="5782" w:type="dxa"/>
+            <w:tcW w:w="1275" w:type="dxa"/>
+          </w:tcPr>
+          <w:p>
+            <w:pPr>
+              <w:jc w:val="center"/>
+            </w:pPr>
+            <w:r>
+              <w:t>X</w:t>
+            </w:r>
+          </w:p>
+        </w:tc>
+        <w:tc>
+          <w:tcPr>
+            <w:tcW w:w="1276" w:type="dxa"/>
+          </w:tcPr>
+          <w:p/>
+        </w:tc>
+        <w:tc>
+          <w:tcPr>
+            <w:tcW w:w="851" w:type="dxa"/>
+          </w:tcPr>
+          <w:p/>
+        </w:tc>
+      </w:tr>
+      <w:tr>
+        <w:tc>
+          <w:tcPr>
+            <w:tcW w:w="990" w:type="dxa"/>
+            <w:vMerge/>
+          </w:tcPr>
+          <w:p>
+            <w:pPr>
+              <w:rPr>
+                <w:b/>
+              </w:rPr>
+            </w:pPr>
+          </w:p>
+        </w:tc>
+        <w:tc>
+          <w:tcPr>
+            <w:tcW w:w="5101" w:type="dxa"/>
           </w:tcPr>
           <w:p>
             <w:r>
@@ -506,39 +1441,47 @@
         </w:tc>
         <w:tc>
           <w:tcPr>
-            <w:tcW w:w="1309" w:type="dxa"/>
-          </w:tcPr>
-          <w:p>
-            <w:r>
-              <w:t>8</w:t>
-            </w:r>
-          </w:p>
-        </w:tc>
-        <w:tc>
-          <w:tcPr>
-            <w:tcW w:w="1275" w:type="dxa"/>
-          </w:tcPr>
-          <w:p>
-            <w:r>
-              <w:t>10</w:t>
-            </w:r>
-          </w:p>
-        </w:tc>
-      </w:tr>
-      <w:tr>
-        <w:tc>
-          <w:tcPr>
-            <w:tcW w:w="984" w:type="dxa"/>
-          </w:tcPr>
-          <w:p>
-            <w:r>
-              <w:t>6</w:t>
-            </w:r>
-          </w:p>
-        </w:tc>
-        <w:tc>
-          <w:tcPr>
-            <w:tcW w:w="5782" w:type="dxa"/>
+            <w:tcW w:w="1275" w:type="dxa"/>
+          </w:tcPr>
+          <w:p>
+            <w:pPr>
+              <w:jc w:val="center"/>
+            </w:pPr>
+            <w:r>
+              <w:t>X</w:t>
+            </w:r>
+          </w:p>
+        </w:tc>
+        <w:tc>
+          <w:tcPr>
+            <w:tcW w:w="1276" w:type="dxa"/>
+          </w:tcPr>
+          <w:p/>
+        </w:tc>
+        <w:tc>
+          <w:tcPr>
+            <w:tcW w:w="851" w:type="dxa"/>
+          </w:tcPr>
+          <w:p/>
+        </w:tc>
+      </w:tr>
+      <w:tr>
+        <w:tc>
+          <w:tcPr>
+            <w:tcW w:w="990" w:type="dxa"/>
+            <w:vMerge/>
+          </w:tcPr>
+          <w:p>
+            <w:pPr>
+              <w:rPr>
+                <w:b/>
+              </w:rPr>
+            </w:pPr>
+          </w:p>
+        </w:tc>
+        <w:tc>
+          <w:tcPr>
+            <w:tcW w:w="5101" w:type="dxa"/>
           </w:tcPr>
           <w:p>
             <w:r>
@@ -548,87 +1491,103 @@
         </w:tc>
         <w:tc>
           <w:tcPr>
-            <w:tcW w:w="1309" w:type="dxa"/>
-          </w:tcPr>
-          <w:p>
-            <w:r>
-              <w:t>5</w:t>
-            </w:r>
-          </w:p>
-        </w:tc>
-        <w:tc>
-          <w:tcPr>
-            <w:tcW w:w="1275" w:type="dxa"/>
-          </w:tcPr>
-          <w:p>
-            <w:r>
-              <w:t>11</w:t>
-            </w:r>
-          </w:p>
-        </w:tc>
-      </w:tr>
-      <w:tr>
-        <w:tc>
-          <w:tcPr>
-            <w:tcW w:w="984" w:type="dxa"/>
-          </w:tcPr>
-          <w:p>
-            <w:r>
-              <w:t>12</w:t>
-            </w:r>
-          </w:p>
-        </w:tc>
-        <w:tc>
-          <w:tcPr>
-            <w:tcW w:w="5782" w:type="dxa"/>
-          </w:tcPr>
-          <w:p>
-            <w:r>
-              <w:t>As a user, I can see the report of the event</w:t>
-            </w:r>
-            <w:r>
-              <w:t xml:space="preserve"> like ratings, the number of attendants</w:t>
-            </w:r>
-            <w:r>
-              <w:t>.</w:t>
-            </w:r>
-          </w:p>
-        </w:tc>
-        <w:tc>
-          <w:tcPr>
-            <w:tcW w:w="1309" w:type="dxa"/>
-          </w:tcPr>
-          <w:p>
-            <w:r>
-              <w:t>5</w:t>
-            </w:r>
-          </w:p>
-        </w:tc>
-        <w:tc>
-          <w:tcPr>
-            <w:tcW w:w="1275" w:type="dxa"/>
-          </w:tcPr>
-          <w:p>
-            <w:r>
-              <w:t>12</w:t>
-            </w:r>
-          </w:p>
-        </w:tc>
-      </w:tr>
-      <w:tr>
-        <w:tc>
-          <w:tcPr>
-            <w:tcW w:w="984" w:type="dxa"/>
-          </w:tcPr>
-          <w:p>
-            <w:r>
-              <w:t>14</w:t>
-            </w:r>
-          </w:p>
-        </w:tc>
-        <w:tc>
-          <w:tcPr>
-            <w:tcW w:w="5782" w:type="dxa"/>
+            <w:tcW w:w="1275" w:type="dxa"/>
+          </w:tcPr>
+          <w:p>
+            <w:pPr>
+              <w:jc w:val="center"/>
+            </w:pPr>
+            <w:r>
+              <w:t>X</w:t>
+            </w:r>
+          </w:p>
+        </w:tc>
+        <w:tc>
+          <w:tcPr>
+            <w:tcW w:w="1276" w:type="dxa"/>
+          </w:tcPr>
+          <w:p/>
+        </w:tc>
+        <w:tc>
+          <w:tcPr>
+            <w:tcW w:w="851" w:type="dxa"/>
+          </w:tcPr>
+          <w:p/>
+        </w:tc>
+      </w:tr>
+      <w:tr>
+        <w:tc>
+          <w:tcPr>
+            <w:tcW w:w="990" w:type="dxa"/>
+            <w:vMerge/>
+          </w:tcPr>
+          <w:p>
+            <w:pPr>
+              <w:rPr>
+                <w:b/>
+              </w:rPr>
+            </w:pPr>
+          </w:p>
+        </w:tc>
+        <w:tc>
+          <w:tcPr>
+            <w:tcW w:w="5101" w:type="dxa"/>
+          </w:tcPr>
+          <w:p>
+            <w:r>
+              <w:t>As a user, I can see the report of the event like ratings, the number of attendants.</w:t>
+            </w:r>
+          </w:p>
+        </w:tc>
+        <w:tc>
+          <w:tcPr>
+            <w:tcW w:w="1275" w:type="dxa"/>
+          </w:tcPr>
+          <w:p>
+            <w:pPr>
+              <w:jc w:val="center"/>
+            </w:pPr>
+            <w:r>
+              <w:t>X</w:t>
+            </w:r>
+          </w:p>
+        </w:tc>
+        <w:tc>
+          <w:tcPr>
+            <w:tcW w:w="1276" w:type="dxa"/>
+          </w:tcPr>
+          <w:p/>
+        </w:tc>
+        <w:tc>
+          <w:tcPr>
+            <w:tcW w:w="851" w:type="dxa"/>
+          </w:tcPr>
+          <w:p/>
+        </w:tc>
+      </w:tr>
+      <w:tr>
+        <w:tc>
+          <w:tcPr>
+            <w:tcW w:w="990" w:type="dxa"/>
+            <w:vMerge w:val="restart"/>
+          </w:tcPr>
+          <w:p>
+            <w:pPr>
+              <w:rPr>
+                <w:b/>
+              </w:rPr>
+            </w:pPr>
+            <w:r>
+              <w:rPr>
+                <w:b/>
+              </w:rPr>
+              <w:t>Extra features</w:t>
+            </w:r>
+          </w:p>
+        </w:tc>
+        <w:tc>
+          <w:tcPr>
+            <w:tcW w:w="5101" w:type="dxa"/>
           </w:tcPr>
           <w:p>
             <w:r>
@@ -638,39 +1597,47 @@
         </w:tc>
         <w:tc>
           <w:tcPr>
-            <w:tcW w:w="1309" w:type="dxa"/>
-          </w:tcPr>
-          <w:p>
-            <w:r>
-              <w:t>8</w:t>
-            </w:r>
-          </w:p>
-        </w:tc>
-        <w:tc>
-          <w:tcPr>
-            <w:tcW w:w="1275" w:type="dxa"/>
-          </w:tcPr>
-          <w:p>
-            <w:r>
-              <w:t>13</w:t>
-            </w:r>
-          </w:p>
-        </w:tc>
-      </w:tr>
-      <w:tr>
-        <w:tc>
-          <w:tcPr>
-            <w:tcW w:w="984" w:type="dxa"/>
-          </w:tcPr>
-          <w:p>
-            <w:r>
-              <w:t>11</w:t>
-            </w:r>
-          </w:p>
-        </w:tc>
-        <w:tc>
-          <w:tcPr>
-            <w:tcW w:w="5782" w:type="dxa"/>
+            <w:tcW w:w="1275" w:type="dxa"/>
+          </w:tcPr>
+          <w:p>
+            <w:pPr>
+              <w:jc w:val="center"/>
+            </w:pPr>
+            <w:r>
+              <w:t>X</w:t>
+            </w:r>
+          </w:p>
+        </w:tc>
+        <w:tc>
+          <w:tcPr>
+            <w:tcW w:w="1276" w:type="dxa"/>
+          </w:tcPr>
+          <w:p/>
+        </w:tc>
+        <w:tc>
+          <w:tcPr>
+            <w:tcW w:w="851" w:type="dxa"/>
+          </w:tcPr>
+          <w:p/>
+        </w:tc>
+      </w:tr>
+      <w:tr>
+        <w:tc>
+          <w:tcPr>
+            <w:tcW w:w="990" w:type="dxa"/>
+            <w:vMerge/>
+          </w:tcPr>
+          <w:p>
+            <w:pPr>
+              <w:rPr>
+                <w:b/>
+              </w:rPr>
+            </w:pPr>
+          </w:p>
+        </w:tc>
+        <w:tc>
+          <w:tcPr>
+            <w:tcW w:w="5101" w:type="dxa"/>
           </w:tcPr>
           <w:p>
             <w:r>
@@ -680,39 +1647,47 @@
         </w:tc>
         <w:tc>
           <w:tcPr>
-            <w:tcW w:w="1309" w:type="dxa"/>
-          </w:tcPr>
-          <w:p>
-            <w:r>
-              <w:t>8</w:t>
-            </w:r>
-          </w:p>
-        </w:tc>
-        <w:tc>
-          <w:tcPr>
-            <w:tcW w:w="1275" w:type="dxa"/>
-          </w:tcPr>
-          <w:p>
-            <w:r>
-              <w:t>14</w:t>
-            </w:r>
-          </w:p>
-        </w:tc>
-      </w:tr>
-      <w:tr>
-        <w:tc>
-          <w:tcPr>
-            <w:tcW w:w="984" w:type="dxa"/>
-          </w:tcPr>
-          <w:p>
-            <w:r>
-              <w:t>15</w:t>
-            </w:r>
-          </w:p>
-        </w:tc>
-        <w:tc>
-          <w:tcPr>
-            <w:tcW w:w="5782" w:type="dxa"/>
+            <w:tcW w:w="1275" w:type="dxa"/>
+          </w:tcPr>
+          <w:p>
+            <w:pPr>
+              <w:jc w:val="center"/>
+            </w:pPr>
+            <w:r>
+              <w:t>X</w:t>
+            </w:r>
+          </w:p>
+        </w:tc>
+        <w:tc>
+          <w:tcPr>
+            <w:tcW w:w="1276" w:type="dxa"/>
+          </w:tcPr>
+          <w:p/>
+        </w:tc>
+        <w:tc>
+          <w:tcPr>
+            <w:tcW w:w="851" w:type="dxa"/>
+          </w:tcPr>
+          <w:p/>
+        </w:tc>
+      </w:tr>
+      <w:tr>
+        <w:tc>
+          <w:tcPr>
+            <w:tcW w:w="990" w:type="dxa"/>
+            <w:vMerge/>
+          </w:tcPr>
+          <w:p>
+            <w:pPr>
+              <w:rPr>
+                <w:b/>
+              </w:rPr>
+            </w:pPr>
+          </w:p>
+        </w:tc>
+        <w:tc>
+          <w:tcPr>
+            <w:tcW w:w="5101" w:type="dxa"/>
           </w:tcPr>
           <w:p>
             <w:r>
@@ -722,39 +1697,47 @@
         </w:tc>
         <w:tc>
           <w:tcPr>
-            <w:tcW w:w="1309" w:type="dxa"/>
-          </w:tcPr>
-          <w:p>
-            <w:r>
-              <w:t>5</w:t>
-            </w:r>
-          </w:p>
-        </w:tc>
-        <w:tc>
-          <w:tcPr>
-            <w:tcW w:w="1275" w:type="dxa"/>
-          </w:tcPr>
-          <w:p>
-            <w:r>
-              <w:t>15</w:t>
-            </w:r>
-          </w:p>
-        </w:tc>
-      </w:tr>
-      <w:tr>
-        <w:tc>
-          <w:tcPr>
-            <w:tcW w:w="984" w:type="dxa"/>
-          </w:tcPr>
-          <w:p>
-            <w:r>
-              <w:t>16</w:t>
-            </w:r>
-          </w:p>
-        </w:tc>
-        <w:tc>
-          <w:tcPr>
-            <w:tcW w:w="5782" w:type="dxa"/>
+            <w:tcW w:w="1275" w:type="dxa"/>
+          </w:tcPr>
+          <w:p>
+            <w:pPr>
+              <w:jc w:val="center"/>
+            </w:pPr>
+            <w:r>
+              <w:t>X</w:t>
+            </w:r>
+          </w:p>
+        </w:tc>
+        <w:tc>
+          <w:tcPr>
+            <w:tcW w:w="1276" w:type="dxa"/>
+          </w:tcPr>
+          <w:p/>
+        </w:tc>
+        <w:tc>
+          <w:tcPr>
+            <w:tcW w:w="851" w:type="dxa"/>
+          </w:tcPr>
+          <w:p/>
+        </w:tc>
+      </w:tr>
+      <w:tr>
+        <w:tc>
+          <w:tcPr>
+            <w:tcW w:w="990" w:type="dxa"/>
+            <w:vMerge/>
+          </w:tcPr>
+          <w:p>
+            <w:pPr>
+              <w:rPr>
+                <w:b/>
+              </w:rPr>
+            </w:pPr>
+          </w:p>
+        </w:tc>
+        <w:tc>
+          <w:tcPr>
+            <w:tcW w:w="5101" w:type="dxa"/>
           </w:tcPr>
           <w:p>
             <w:r>
@@ -764,23 +1747,28 @@
         </w:tc>
         <w:tc>
           <w:tcPr>
-            <w:tcW w:w="1309" w:type="dxa"/>
-          </w:tcPr>
-          <w:p>
-            <w:r>
-              <w:t>5</w:t>
-            </w:r>
-          </w:p>
-        </w:tc>
-        <w:tc>
-          <w:tcPr>
-            <w:tcW w:w="1275" w:type="dxa"/>
-          </w:tcPr>
-          <w:p>
-            <w:r>
-              <w:t>16</w:t>
-            </w:r>
-          </w:p>
+            <w:tcW w:w="1275" w:type="dxa"/>
+          </w:tcPr>
+          <w:p>
+            <w:pPr>
+              <w:jc w:val="center"/>
+            </w:pPr>
+            <w:r>
+              <w:t>X</w:t>
+            </w:r>
+          </w:p>
+        </w:tc>
+        <w:tc>
+          <w:tcPr>
+            <w:tcW w:w="1276" w:type="dxa"/>
+          </w:tcPr>
+          <w:p/>
+        </w:tc>
+        <w:tc>
+          <w:tcPr>
+            <w:tcW w:w="851" w:type="dxa"/>
+          </w:tcPr>
+          <w:p/>
         </w:tc>
       </w:tr>
     </w:tbl>
@@ -1196,7 +2184,6 @@
   <w:style w:type="character" w:default="1" w:styleId="DefaultParagraphFont">
     <w:name w:val="Default Paragraph Font"/>
     <w:uiPriority w:val="1"/>
-    <w:semiHidden/>
     <w:unhideWhenUsed/>
   </w:style>
   <w:style w:type="table" w:default="1" w:styleId="TableNormal">
@@ -1535,4 +2522,16 @@
     </a:ext>
   </a:extLst>
 </a:theme>
+</file>
+
+<file path=customXml/item1.xml><?xml version="1.0" encoding="utf-8"?>
+<b:Sources xmlns:b="http://schemas.openxmlformats.org/officeDocument/2006/bibliography" xmlns="http://schemas.openxmlformats.org/officeDocument/2006/bibliography" SelectedStyle="\APASixthEditionOfficeOnline.xsl" StyleName="APA" Version="6"/>
+</file>
+
+<file path=customXml/itemProps1.xml><?xml version="1.0" encoding="utf-8"?>
+<ds:datastoreItem xmlns:ds="http://schemas.openxmlformats.org/officeDocument/2006/customXml" ds:itemID="{ECDF45F7-EC8A-4223-B53B-20C9C9CA0181}">
+  <ds:schemaRefs>
+    <ds:schemaRef ds:uri="http://schemas.openxmlformats.org/officeDocument/2006/bibliography"/>
+  </ds:schemaRefs>
+</ds:datastoreItem>
 </file>